--- a/Programacion II/Kit docente/Clase 7/Solucion Taller Clase 7 - VetCare.docx
+++ b/Programacion II/Kit docente/Clase 7/Solucion Taller Clase 7 - VetCare.docx
@@ -72,7 +72,7 @@
           <w:color w:val="2B2B2B"/>
           <w:sz w:val="22"/>
         </w:rPr>
-        <w:t>Blinde la creacion. En RepositorioVetCare escriba el atributo 'private static RepositorioVetCare instancia;' y cambie el constructor a 'private RepositorioVetCare() { System.out.println("[Repositorio] Se creo la UNICA instancia de datos."); }'. Apenas guarde, NetBeans le marcara en rojo todos los lugares donde alguien hacia new RepositorioVetCare(): eso no es un problema, es el patron trabajando a su favor, porque le muestra exactamente que codigo hay que corregir. El println no es decoracion: es la evidencia visible de cuantas veces se construyo el objeto.</w:t>
+        <w:t>Blinde la creacion. En RepositorioVetCare escriba el atributo 'private static RepositorioVetCare instancia;' y cambie el constructor a 'private RepositorioVetCare() { System.out.println("[Repositorio] Se creo la UNICA instancia de datos."); }'. Apenas guarde, VS Code le marcara en rojo todos los lugares donde alguien hacia new RepositorioVetCare(): eso no es un problema, es el patron trabajando a su favor, porque le muestra exactamente que codigo hay que corregir. El println no es decoracion: es la evidencia visible de cuantas veces se construyo el objeto.</w:t>
       </w:r>
     </w:p>
     <w:p>
